--- a/docs/NexoraAI-User-Manual.docx
+++ b/docs/NexoraAI-User-Manual.docx
@@ -148,10 +148,18 @@
       </w:r>
     </w:p>
     <w:p>
-      <w:fldChar w:fldCharType="begin"/>
-      <w:instrText xml:space="preserve"> TOC \o "1-3" \h \z \u </w:instrText>
-      <w:fldChar w:fldCharType="separate"/>
-      <w:fldChar w:fldCharType="end"/>
+      <w:r>
+        <w:fldChar w:fldCharType="begin"/>
+      </w:r>
+      <w:r>
+        <w:instrText xml:space="preserve"> TOC \o "1-3" \h \z \u </w:instrText>
+      </w:r>
+      <w:r>
+        <w:fldChar w:fldCharType="separate"/>
+      </w:r>
+      <w:r>
+        <w:fldChar w:fldCharType="end"/>
+      </w:r>
     </w:p>
     <w:p>
       <w:r>
@@ -4144,21 +4152,69 @@
       </w:rPr>
       <w:t xml:space="preserve">NexoraAI  •  Internal Product Documentation  •  Page </w:t>
     </w:r>
-    <w:fldChar w:fldCharType="begin"/>
-    <w:instrText xml:space="preserve"> PAGE </w:instrText>
-    <w:fldChar w:fldCharType="separate"/>
-    <w:fldChar w:fldCharType="end"/>
     <w:r>
       <w:rPr>
         <w:color w:val="666666"/>
         <w:sz w:val="16"/>
       </w:rPr>
+      <w:fldChar w:fldCharType="begin"/>
+    </w:r>
+    <w:r>
+      <w:rPr>
+        <w:color w:val="666666"/>
+        <w:sz w:val="16"/>
+      </w:rPr>
+      <w:instrText xml:space="preserve"> PAGE </w:instrText>
+    </w:r>
+    <w:r>
+      <w:rPr>
+        <w:color w:val="666666"/>
+        <w:sz w:val="16"/>
+      </w:rPr>
+      <w:fldChar w:fldCharType="separate"/>
+    </w:r>
+    <w:r>
+      <w:rPr>
+        <w:color w:val="666666"/>
+        <w:sz w:val="16"/>
+      </w:rPr>
+      <w:fldChar w:fldCharType="end"/>
+    </w:r>
+    <w:r>
+      <w:rPr>
+        <w:color w:val="666666"/>
+        <w:sz w:val="16"/>
+      </w:rPr>
       <w:t xml:space="preserve"> of </w:t>
     </w:r>
-    <w:fldChar w:fldCharType="begin"/>
-    <w:instrText xml:space="preserve"> NUMPAGES </w:instrText>
-    <w:fldChar w:fldCharType="separate"/>
-    <w:fldChar w:fldCharType="end"/>
+    <w:r>
+      <w:rPr>
+        <w:color w:val="666666"/>
+        <w:sz w:val="16"/>
+      </w:rPr>
+      <w:fldChar w:fldCharType="begin"/>
+    </w:r>
+    <w:r>
+      <w:rPr>
+        <w:color w:val="666666"/>
+        <w:sz w:val="16"/>
+      </w:rPr>
+      <w:instrText xml:space="preserve"> NUMPAGES </w:instrText>
+    </w:r>
+    <w:r>
+      <w:rPr>
+        <w:color w:val="666666"/>
+        <w:sz w:val="16"/>
+      </w:rPr>
+      <w:fldChar w:fldCharType="separate"/>
+    </w:r>
+    <w:r>
+      <w:rPr>
+        <w:color w:val="666666"/>
+        <w:sz w:val="16"/>
+      </w:rPr>
+      <w:fldChar w:fldCharType="end"/>
+    </w:r>
   </w:p>
 </w:ftr>
 </file>
